--- a/fuentes/CF_02_33110059.docx
+++ b/fuentes/CF_02_33110059.docx
@@ -2702,7 +2702,21 @@
           <w:rFonts w:asciiTheme="majorHAnsi" w:eastAsiaTheme="majorEastAsia" w:hAnsiTheme="majorHAnsi" w:cstheme="majorHAnsi"/>
           <w:lang w:val="es-ES_tradnl"/>
         </w:rPr>
-        <w:t>Capacidad institucional para enfrentar las dificultades y convertirlos en oportunidades.</w:t>
+        <w:t>Capacidad institucional para enfrentar las dificultades y convertirl</w:t>
+      </w:r>
+      <w:r>
+        <w:rPr>
+          <w:rFonts w:asciiTheme="majorHAnsi" w:eastAsiaTheme="majorEastAsia" w:hAnsiTheme="majorHAnsi" w:cstheme="majorHAnsi"/>
+          <w:lang w:val="es-ES_tradnl"/>
+        </w:rPr>
+        <w:t>a</w:t>
+      </w:r>
+      <w:r>
+        <w:rPr>
+          <w:rFonts w:asciiTheme="majorHAnsi" w:eastAsiaTheme="majorEastAsia" w:hAnsiTheme="majorHAnsi" w:cstheme="majorHAnsi"/>
+          <w:lang w:val="es-ES_tradnl"/>
+        </w:rPr>
+        <w:t>s en oportunidades.</w:t>
       </w:r>
     </w:p>
     <w:p>
@@ -2744,7 +2758,21 @@
           <w:rFonts w:asciiTheme="majorHAnsi" w:eastAsiaTheme="majorEastAsia" w:hAnsiTheme="majorHAnsi" w:cstheme="majorHAnsi"/>
           <w:lang w:val="es-ES_tradnl"/>
         </w:rPr>
-        <w:t>Fortalecimiento en la organización en aumentar su capacidad de comunicación y el liderazgo en su personal.</w:t>
+        <w:t xml:space="preserve">Fortalecimiento en la organización </w:t>
+      </w:r>
+      <w:r>
+        <w:rPr>
+          <w:rFonts w:asciiTheme="majorHAnsi" w:eastAsiaTheme="majorEastAsia" w:hAnsiTheme="majorHAnsi" w:cstheme="majorHAnsi"/>
+          <w:lang w:val="es-ES_tradnl"/>
+        </w:rPr>
+        <w:t>para</w:t>
+      </w:r>
+      <w:r>
+        <w:rPr>
+          <w:rFonts w:asciiTheme="majorHAnsi" w:eastAsiaTheme="majorEastAsia" w:hAnsiTheme="majorHAnsi" w:cstheme="majorHAnsi"/>
+          <w:lang w:val="es-ES_tradnl"/>
+        </w:rPr>
+        <w:t xml:space="preserve"> aumentar su capacidad de comunicación y el liderazgo en su personal.</w:t>
       </w:r>
     </w:p>
     <w:p>
@@ -2892,7 +2920,21 @@
           <w:rFonts w:asciiTheme="majorHAnsi" w:eastAsiaTheme="majorEastAsia" w:hAnsiTheme="majorHAnsi" w:cstheme="majorHAnsi"/>
           <w:lang w:val="es-ES_tradnl"/>
         </w:rPr>
-        <w:t>Asignación de presupuesto en generar lineamientos y políticas en favor del recurso humano y de formación.</w:t>
+        <w:t xml:space="preserve">Asignación de presupuesto </w:t>
+      </w:r>
+      <w:r>
+        <w:rPr>
+          <w:rFonts w:asciiTheme="majorHAnsi" w:eastAsiaTheme="majorEastAsia" w:hAnsiTheme="majorHAnsi" w:cstheme="majorHAnsi"/>
+          <w:lang w:val="es-ES_tradnl"/>
+        </w:rPr>
+        <w:t>para</w:t>
+      </w:r>
+      <w:r>
+        <w:rPr>
+          <w:rFonts w:asciiTheme="majorHAnsi" w:eastAsiaTheme="majorEastAsia" w:hAnsiTheme="majorHAnsi" w:cstheme="majorHAnsi"/>
+          <w:lang w:val="es-ES_tradnl"/>
+        </w:rPr>
+        <w:t xml:space="preserve"> generar lineamientos y políticas en favor del recurso humano y de formación.</w:t>
       </w:r>
     </w:p>
     <w:p>
@@ -9612,15 +9654,15 @@
         </w:rPr>
       </w:pPr>
     </w:p>
-    <w:p>
-      <w:pPr>
-        <w:spacing w:line="360" w:lineRule="auto"/>
-        <w:rPr>
-          <w:rFonts w:asciiTheme="majorHAnsi" w:eastAsia="Calibri" w:hAnsiTheme="majorHAnsi" w:cstheme="majorHAnsi"/>
-          <w:lang w:val="es-ES_tradnl" w:eastAsia="en-US"/>
-        </w:rPr>
-      </w:pPr>
-      <w:commentRangeStart w:id="21"/>
+    <w:commentRangeStart w:id="21"/>
+    <w:p>
+      <w:pPr>
+        <w:spacing w:line="360" w:lineRule="auto"/>
+        <w:rPr>
+          <w:rFonts w:asciiTheme="majorHAnsi" w:eastAsia="Calibri" w:hAnsiTheme="majorHAnsi" w:cstheme="majorHAnsi"/>
+          <w:lang w:val="es-ES_tradnl" w:eastAsia="en-US"/>
+        </w:rPr>
+      </w:pPr>
       <w:r>
         <w:rPr>
           <w:noProof/>
@@ -11766,15 +11808,15 @@
         </w:rPr>
       </w:pPr>
     </w:p>
-    <w:p>
-      <w:pPr>
-        <w:spacing w:line="360" w:lineRule="auto"/>
-        <w:rPr>
-          <w:rFonts w:asciiTheme="majorHAnsi" w:eastAsia="Calibri" w:hAnsiTheme="majorHAnsi" w:cstheme="majorHAnsi"/>
-          <w:lang w:val="es-ES_tradnl" w:eastAsia="en-US"/>
-        </w:rPr>
-      </w:pPr>
-      <w:commentRangeStart w:id="27"/>
+    <w:commentRangeStart w:id="27"/>
+    <w:p>
+      <w:pPr>
+        <w:spacing w:line="360" w:lineRule="auto"/>
+        <w:rPr>
+          <w:rFonts w:asciiTheme="majorHAnsi" w:eastAsia="Calibri" w:hAnsiTheme="majorHAnsi" w:cstheme="majorHAnsi"/>
+          <w:lang w:val="es-ES_tradnl" w:eastAsia="en-US"/>
+        </w:rPr>
+      </w:pPr>
       <w:r>
         <w:rPr>
           <w:noProof/>
@@ -12247,7 +12289,7 @@
           <w:rFonts w:asciiTheme="majorHAnsi" w:eastAsia="Calibri" w:hAnsiTheme="majorHAnsi" w:cstheme="majorHAnsi"/>
           <w:lang w:val="es-ES_tradnl" w:eastAsia="en-US"/>
         </w:rPr>
-        <w:t>e presenta una de las estrategias utilizadas para abordar el programa de humanización en una en una Empresa Social del Estado ubicada en La Mesa (Cundinamarca). El apoyo emocional como eje de abordaje.</w:t>
+        <w:t>e presenta una de las estrategias utilizadas para abordar el programa de humanización en una Empresa Social del Estado ubicada en La Mesa (Cundinamarca). El apoyo emocional como eje de abordaje.</w:t>
       </w:r>
     </w:p>
     <w:p>
@@ -34631,6 +34673,10 @@
 </file>
 
 <file path=customXml/item1.xml><?xml version="1.0" encoding="utf-8"?>
+<b:Sources xmlns:b="http://schemas.openxmlformats.org/officeDocument/2006/bibliography" xmlns="http://schemas.openxmlformats.org/officeDocument/2006/bibliography" SelectedStyle="\APASixthEditionOfficeOnline.xsl" StyleName="APA" Version="6"/>
+</file>
+
+<file path=customXml/item2.xml><?xml version="1.0" encoding="utf-8"?>
 <p:properties xmlns:p="http://schemas.microsoft.com/office/2006/metadata/properties" xmlns:xsi="http://www.w3.org/2001/XMLSchema-instance" xmlns:pc="http://schemas.microsoft.com/office/infopath/2007/PartnerControls">
   <documentManagement>
     <TaxCatchAll xmlns="13c90a0b-73bc-4dc0-be5f-28d77b615beb" xsi:nil="true"/>
@@ -34641,19 +34687,18 @@
 </p:properties>
 </file>
 
-<file path=customXml/item2.xml><?xml version="1.0" encoding="utf-8"?>
-<b:Sources xmlns:b="http://schemas.openxmlformats.org/officeDocument/2006/bibliography" xmlns="http://schemas.openxmlformats.org/officeDocument/2006/bibliography" SelectedStyle="\APASixthEditionOfficeOnline.xsl" StyleName="APA" Version="6"/>
-</file>
-
 <file path=customXml/item3.xml><?xml version="1.0" encoding="utf-8"?>
-<go:gDocsCustomXmlDataStorage xmlns:go="http://customooxmlschemas.google.com/" xmlns:r="http://schemas.openxmlformats.org/officeDocument/2006/relationships">
-  <go:docsCustomData xmlns:go="http://customooxmlschemas.google.com/" roundtripDataSignature="AMtx7mh3w1sXrKwdjzYCxjbwPkf7wsIk5w==">AMUW2mWhRc/xLonLdtoI8dz4BVu2GREgE7++Eme5Ko+W5/2G+QfXPKxV7NwLPPaJ77IM2LrlHDguxVZnDKcg4iQIvJIe+zJ9DBWjUaWFI+z0k4HbdiCFsJo=</go:docsCustomData>
-</go:gDocsCustomXmlDataStorage>
+<?mso-contentType ?>
+<FormTemplates xmlns="http://schemas.microsoft.com/sharepoint/v3/contenttype/forms">
+  <Display>DocumentLibraryForm</Display>
+  <Edit>DocumentLibraryForm</Edit>
+  <New>DocumentLibraryForm</New>
+</FormTemplates>
 </file>
 
 <file path=customXml/item4.xml><?xml version="1.0" encoding="utf-8"?>
-<ct:contentTypeSchema xmlns:ct="http://schemas.microsoft.com/office/2006/metadata/contentType" xmlns:ma="http://schemas.microsoft.com/office/2006/metadata/properties/metaAttributes" ct:_="" ma:_="" ma:contentTypeName="Documento" ma:contentTypeID="0x0101006A81D6BD42E8DF4C91013959704817E1" ma:contentTypeVersion="14" ma:contentTypeDescription="Crear nuevo documento." ma:contentTypeScope="" ma:versionID="cd14e03e9fc6eb087109c39a3de1a2a7">
-  <xsd:schema xmlns:xsd="http://www.w3.org/2001/XMLSchema" xmlns:xs="http://www.w3.org/2001/XMLSchema" xmlns:p="http://schemas.microsoft.com/office/2006/metadata/properties" xmlns:ns2="13c90a0b-73bc-4dc0-be5f-28d77b615beb" xmlns:ns3="13c93bba-48ce-428c-bfe5-88b42c19b028" targetNamespace="http://schemas.microsoft.com/office/2006/metadata/properties" ma:root="true" ma:fieldsID="247ff0312e87511bd2ce05ea47f33022" ns2:_="" ns3:_="">
+<ct:contentTypeSchema xmlns:ct="http://schemas.microsoft.com/office/2006/metadata/contentType" xmlns:ma="http://schemas.microsoft.com/office/2006/metadata/properties/metaAttributes" ct:_="" ma:_="" ma:contentTypeName="Documento" ma:contentTypeID="0x0101006A81D6BD42E8DF4C91013959704817E1" ma:contentTypeVersion="15" ma:contentTypeDescription="Crear nuevo documento." ma:contentTypeScope="" ma:versionID="bf4f72ffd194f0963ff564daca6869f7">
+  <xsd:schema xmlns:xsd="http://www.w3.org/2001/XMLSchema" xmlns:xs="http://www.w3.org/2001/XMLSchema" xmlns:p="http://schemas.microsoft.com/office/2006/metadata/properties" xmlns:ns2="13c90a0b-73bc-4dc0-be5f-28d77b615beb" xmlns:ns3="13c93bba-48ce-428c-bfe5-88b42c19b028" targetNamespace="http://schemas.microsoft.com/office/2006/metadata/properties" ma:root="true" ma:fieldsID="8718d6f4873a5b1392a45044efa78385" ns2:_="" ns3:_="">
     <xsd:import namespace="13c90a0b-73bc-4dc0-be5f-28d77b615beb"/>
     <xsd:import namespace="13c93bba-48ce-428c-bfe5-88b42c19b028"/>
     <xsd:element name="properties">
@@ -34675,6 +34720,7 @@
                 <xsd:element ref="ns3:lcf76f155ced4ddcb4097134ff3c332f" minOccurs="0"/>
                 <xsd:element ref="ns2:TaxCatchAll" minOccurs="0"/>
                 <xsd:element ref="ns3:MediaServiceOCR" minOccurs="0"/>
+                <xsd:element ref="ns3:MediaServiceLocation" minOccurs="0"/>
               </xsd:all>
             </xsd:complexType>
           </xsd:element>
@@ -34780,6 +34826,11 @@
         </xsd:restriction>
       </xsd:simpleType>
     </xsd:element>
+    <xsd:element name="MediaServiceLocation" ma:index="22" nillable="true" ma:displayName="Location" ma:description="" ma:indexed="true" ma:internalName="MediaServiceLocation" ma:readOnly="true">
+      <xsd:simpleType>
+        <xsd:restriction base="dms:Text"/>
+      </xsd:simpleType>
+    </xsd:element>
   </xsd:schema>
   <xsd:schema xmlns="http://schemas.openxmlformats.org/package/2006/metadata/core-properties" xmlns:xsd="http://www.w3.org/2001/XMLSchema" xmlns:xsi="http://www.w3.org/2001/XMLSchema-instance" xmlns:dc="http://purl.org/dc/elements/1.1/" xmlns:dcterms="http://purl.org/dc/terms/" xmlns:odoc="http://schemas.microsoft.com/internal/obd" targetNamespace="http://schemas.openxmlformats.org/package/2006/metadata/core-properties" elementFormDefault="qualified" attributeFormDefault="unqualified" blockDefault="#all">
     <xsd:import namespace="http://purl.org/dc/elements/1.1/" schemaLocation="http://dublincore.org/schemas/xmls/qdc/2003/04/02/dc.xsd"/>
@@ -34881,15 +34932,20 @@
 </file>
 
 <file path=customXml/item5.xml><?xml version="1.0" encoding="utf-8"?>
-<?mso-contentType ?>
-<FormTemplates xmlns="http://schemas.microsoft.com/sharepoint/v3/contenttype/forms">
-  <Display>DocumentLibraryForm</Display>
-  <Edit>DocumentLibraryForm</Edit>
-  <New>DocumentLibraryForm</New>
-</FormTemplates>
+<go:gDocsCustomXmlDataStorage xmlns:go="http://customooxmlschemas.google.com/" xmlns:r="http://schemas.openxmlformats.org/officeDocument/2006/relationships">
+  <go:docsCustomData xmlns:go="http://customooxmlschemas.google.com/" roundtripDataSignature="AMtx7mh3w1sXrKwdjzYCxjbwPkf7wsIk5w==">AMUW2mWhRc/xLonLdtoI8dz4BVu2GREgE7++Eme5Ko+W5/2G+QfXPKxV7NwLPPaJ77IM2LrlHDguxVZnDKcg4iQIvJIe+zJ9DBWjUaWFI+z0k4HbdiCFsJo=</go:docsCustomData>
+</go:gDocsCustomXmlDataStorage>
 </file>
 
 <file path=customXml/itemProps1.xml><?xml version="1.0" encoding="utf-8"?>
+<ds:datastoreItem xmlns:ds="http://schemas.openxmlformats.org/officeDocument/2006/customXml" ds:itemID="{2EB34770-2066-4E14-8266-0EE2217EEC9C}">
+  <ds:schemaRefs>
+    <ds:schemaRef ds:uri="http://schemas.openxmlformats.org/officeDocument/2006/bibliography"/>
+  </ds:schemaRefs>
+</ds:datastoreItem>
+</file>
+
+<file path=customXml/itemProps2.xml><?xml version="1.0" encoding="utf-8"?>
 <ds:datastoreItem xmlns:ds="http://schemas.openxmlformats.org/officeDocument/2006/customXml" ds:itemID="{9D9B1A75-0210-4935-8179-95DF20A26AD1}">
   <ds:schemaRefs>
     <ds:schemaRef ds:uri="http://schemas.microsoft.com/office/2006/metadata/properties"/>
@@ -34898,31 +34954,23 @@
 </ds:datastoreItem>
 </file>
 
-<file path=customXml/itemProps2.xml><?xml version="1.0" encoding="utf-8"?>
-<ds:datastoreItem xmlns:ds="http://schemas.openxmlformats.org/officeDocument/2006/customXml" ds:itemID="{2EB34770-2066-4E14-8266-0EE2217EEC9C}">
+<file path=customXml/itemProps3.xml><?xml version="1.0" encoding="utf-8"?>
+<ds:datastoreItem xmlns:ds="http://schemas.openxmlformats.org/officeDocument/2006/customXml" ds:itemID="{83102ECF-E44F-4F73-A78F-FE313D1BFB9A}">
   <ds:schemaRefs>
-    <ds:schemaRef ds:uri="http://schemas.openxmlformats.org/officeDocument/2006/bibliography"/>
+    <ds:schemaRef ds:uri="http://schemas.microsoft.com/sharepoint/v3/contenttype/forms"/>
   </ds:schemaRefs>
 </ds:datastoreItem>
 </file>
 
-<file path=customXml/itemProps3.xml><?xml version="1.0" encoding="utf-8"?>
+<file path=customXml/itemProps4.xml><?xml version="1.0" encoding="utf-8"?>
+<ds:datastoreItem xmlns:ds="http://schemas.openxmlformats.org/officeDocument/2006/customXml" ds:itemID="{B2A17F90-C774-4786-BE92-B93F57ABD091}"/>
+</file>
+
+<file path=customXml/itemProps5.xml><?xml version="1.0" encoding="utf-8"?>
 <ds:datastoreItem xmlns:ds="http://schemas.openxmlformats.org/officeDocument/2006/customXml" ds:itemID="{11111111-1234-1234-1234-123412341234}">
   <ds:schemaRefs>
     <ds:schemaRef ds:uri="http://customooxmlschemas.google.com/"/>
     <ds:schemaRef ds:uri="http://schemas.openxmlformats.org/officeDocument/2006/relationships"/>
   </ds:schemaRefs>
 </ds:datastoreItem>
-</file>
-
-<file path=customXml/itemProps4.xml><?xml version="1.0" encoding="utf-8"?>
-<ds:datastoreItem xmlns:ds="http://schemas.openxmlformats.org/officeDocument/2006/customXml" ds:itemID="{5D94B09C-EDD4-4DC6-94C5-70C485A3D3EC}"/>
-</file>
-
-<file path=customXml/itemProps5.xml><?xml version="1.0" encoding="utf-8"?>
-<ds:datastoreItem xmlns:ds="http://schemas.openxmlformats.org/officeDocument/2006/customXml" ds:itemID="{83102ECF-E44F-4F73-A78F-FE313D1BFB9A}">
-  <ds:schemaRefs>
-    <ds:schemaRef ds:uri="http://schemas.microsoft.com/sharepoint/v3/contenttype/forms"/>
-  </ds:schemaRefs>
-</ds:datastoreItem>
 </file>